--- a/example_articles/gender/Multiple/1.gender_Multiple_New_York_Times.docx
+++ b/example_articles/gender/Multiple/1.gender_Multiple_New_York_Times.docx
@@ -7,9 +7,9 @@
         <w:pStyle w:val="Heading1"/>
       </w:pPr>
       <w:r>
-        <w:t>Review/Theater;</w:t>
+        <w:t>THE 1990 CAMPAIGN;</w:t>
         <w:br/>
-        <w:t>The Schisms of the City, Comically and Tragically</w:t>
+        <w:t>Hawaii Race Tests Democratic Hold - Correction Appended</w:t>
       </w:r>
     </w:p>
     <w:p>
@@ -19,17 +19,17 @@
     </w:p>
     <w:p>
       <w:r>
-        <w:t>Date: 1990-06-15</w:t>
+        <w:t>Date: 1990-11-23</w:t>
       </w:r>
     </w:p>
     <w:p>
       <w:r>
-        <w:t>Section: Section C; Page 1, Column 3; Weekend Desk; Review</w:t>
+        <w:t>Section: Section D;; Section D; Page 22; Column 1; National Desk; Column 1;</w:t>
       </w:r>
     </w:p>
     <w:p>
       <w:r>
-        <w:t>Source file: NYT/52.DOCX</w:t>
+        <w:t>Source file: NYT/50.DOCX</w:t>
       </w:r>
     </w:p>
     <w:p>
@@ -51,65 +51,112 @@
     </w:p>
     <w:p>
       <w:r>
-        <w:t>Ouisa Kittredge, the Upper East Side hostess at the center of John Guare's ''Six Degrees of Separation,'' delights in the fact that it only takes a chain of six people to connect anyone on the planet with anyone else. But what about those who are eternally separated from others because they cannot find the right six people? Chances are that they, like Ouisa, live in chaotic contemporary New York, which is the setting for this extraordinary high comedy in which broken connections, mistaken identities and tragic social, familial and cultural schisms take the stage to create a hilarious and finally searing panorama of urban America in precisely our time.</w:t>
+        <w:t>Two former schoolteachers are in a tight but polite race to represent Hawaii in the United States Senate, and the results may teach something of a lesson about the future of the politically remote and inbred but fast-changing island state.</w:t>
         <w:br/>
-        <w:t>For those who have been waiting for a masterwork from the writer who bracketed the 1970's with the play ''House of Blue Leaves'' and the film ''Atlantic City,'' this is it. For those who have been waiting for the American theater to produce a play that captures New York as Tom Wolfe did in ''Bonfire of the Vanities,'' this is also it. And, with all due respect to Mr. Wolfe, ''Six Degrees of Separation'' expands on that novel's canvas and updates it. Mr. Guare gives as much voice to his black and female characters as to his upper-crust white men, and he transports the audience beyond the dailiness of journalistic storytelling to the magical reaches of the imagination.</w:t>
+        <w:t>From the lush rain forests of the Big Island of Hawaii to the ranches of Niihau 350 miles west across the South Pacific, the biggest political question of the year is whether Representative Patricia Saiki, a popular moderate Republican from Honolulu, can break years of Democratic control of Hawaii politics and beat an equally popular Democrat, Senator Daniel K. Akaka, a Congressman appointed to the Senate last spring when Senator Spark M. Matsunaga died.</w:t>
         <w:br/>
-        <w:t>Though the play grew out of a 1983 newspaper account of a confidence scheme, it is as at home with the esthetics of Wassily Kandinsky as it is with the realities of Rikers Island. The full sweep of the writing - 90 nonstop minutes of cyclonic action, ranging from knockabout farce to hallucinatory dreams - is matched by Jerry Zaks's ceaselessly inventive production at Lincoln Center's Mitzi E. Newhouse Theater. A brilliant ensemble of 17 actors led by Stockard Channing, John Cunningham and James McDaniel is equally adept at fielding riotous gags about Andrew Lloyd Webber musicals and the shattering aftermath of a suicide leap. As elegantly choreographed by Mr. Zaks, the action extends into the auditorium and rises through a mysterious two-level Tony Walton set that is a fittingly abstract variation on the designer's ''Grand Hotel.''</w:t>
-        <w:br/>
-        <w:t>The news story that sparked ''Six Degrees of Separation'' told of a young black man who talked his way into wealthy white Upper East Side households by purporting to be both Sidney Poitier's son and the Ivy League college friend of his unwitting hosts' children. In Mr. Guare's variation, the young man (Mr. McDaniel), who calls himself Paul Poitier, lands in the Fifth Avenue apartment of Ouisa (Ms. Channing) and her husband, Flan (Mr. Cunningham), a high-rolling art dealer. Paul is a charming, articulate dissembler on all subjects who has the Kittredges in thrall. He is also a petty thief who invites a male hustler into the guest room he occupies while waiting for his ''father'' to take up residence at the Sherry-Netherland Hotel.</w:t>
-        <w:br/>
-        <w:t>Much as this situation, a rude twist on ''Guess Who's Coming to Dinner,'' lends itself to the satirical mayhem Mr. Wolfe inflicted on white liberals in ''Radical Chic,'' Mr. Guare has not written a satire about race relations. Paul, the black man whose real identity the Kittredges never learn, becomes the fuse that ignites a larger investigation of the many degrees of separation that prevent all the people in the play from knowing one another and from knowing themselves.</w:t>
-        <w:br/>
-        <w:t>It is not only blacks and whites who are estranged in Mr. Guare's New York. As the action accelerates and the cast of characters expands, the audience discovers that the Kittredges and their privileged friends don't know their alienated children, that heterosexuals don't know homosexuals, that husbands don't know their wives, that art dealers don't know the art they trade for millions. The only thing that everyone in this play's Manhattan has in common is the same American malady that afflicted the working-class Queens inhabitants of ''House of Blue Leaves'' - a desire to bask in the glow of the rich and famous. Here that hunger takes the delirious form of a maniacal desire to appear as extras in Sidney Poitier's purported film version of ''Cats,'' a prospect Paul dangles in front of his prey. Yet these people hunger for more as well, for a human connection and perhaps a spiritual one. It is Paul, of all people, who points the way, by his words and his deeds. In a virtuoso monologue about ''Catcher in the Rye,'' he decries a world in which assassins like Mark David Chapman and John W. Hinckley Jr. can take Holden Caulfield as a role model - a world in which imagination has ceased to be a means of self-examination and has become instead ''something outside ourselves,'' whether a handy excuse for murderous behavior or a merchandisable commodity like van Gogh's ''Irises'' or an escapist fashion promoted by ''The Warhol Diaries.'' Intentionally or not, Paul helps bring Ouisa into a reunion with her imagination, with her authentic self. His trail of fraud, which ultimately brushes against death, jolts his hostess out of her own fraudulent life among what Holden Caulfield calls phonies so that she might at last break through the ontological paralysis separating her from what really matters.</w:t>
-        <w:br/>
-        <w:t>Among the many remarkable aspects of Mr. Guare's writing is the seamlessness of his imagery, characters and themes, as if this play had just erupted from his own imagination in one perfect piece. ''There are two sides to every story,'' says a comic character, a duped New York Hospital obstetrician (Stephen Pearlman), and every aspect of ''Six Degrees of Separation,'' its own story included, literally or figuratively shares this duality, from Paul's identity to a Kandinsky painting that twirls above the Kittredge living room to the meaning of a phrase like ''striking coal miners.'' The double vision gives the play an airy, Cubist dramatic structure even as it reflects the class divisions of its setting and the Jungian splits of its characters' souls.</w:t>
-        <w:br/>
-        <w:t>Mr. Guare is just as much in control of the brush strokes that shift his play's disparate moods: In minutes, he can take the audience from a college student who is a screamingly funny personification of upper-middle-class New York Jewish rage (Evan Handler) to a would-be actor from Utah (Paul McCrane) of the same generation and opposite temperament. Though Mr. Guare quotes Donald Barthelme's observation that ''collage is the art form of the 20th century,'' his play does not feel like a collage. As conversant with Cezanne and the Sistine Chapel as it is with Sotheby's and ''Starlight Express,'' this work aspires to the classical esthetics and commensurate unity of spirit that are missing in the pasted-together, fragmented 20th-century lives it illuminates. That spirit shines through. Great as the intellectual pleasures of the evening may be, it is Mr. Guare's compassion that allows his play to make the human connections that elude his characters. The people who walk in and out of the picture frames of Mr. Walton's set are not satirical cartoons but ambiguous, full-blooded creations. There's a Gatsby-like poignance to the studied glossy-magazine aspirations of Mr. McDaniel's Paul, a Willy Loman-ish sadness to the soiled idealism of Mr. Cunningham's art dealer. As the one character who may finally see the big picture and begin to understand the art of living, the wonderful Ms. Channing steadily gains gravity as she journeys flawlessly from the daffy comedy of a fatuous dinner party to the harrowing internal drama of her own rebirth.</w:t>
-        <w:br/>
-        <w:t>''It was an experience,'' she says with wonder of her contact with the impostor she never really knew. For the author and his heroine, the challenge is to hold on to true experience in a world in which most human encounters are bogus and nearly all are instantly converted into the disposable anecdotes, the floating collage scraps that are the glib currency of urban intercourse. In ''Six Degrees of Separation,'' one of those passing anecdotes has been ripped from the daily paper and elevated into a transcendent theatrical experience that is itself a lasting vision of the humane new world of which Mr. Guare and his New Yorkers so hungrily dream.</w:t>
+        <w:t>A victory for Ms. Saiki, the only Republican ever elected to the House of Representatives from Hawaii, would underscore the growing political influence of Caucasians, many of them retirees who have migrated from the mainland, who now account for a third of the Hawaii vote. Ms. Saiki offers a lively brand of compassionate Republicanism that appeals to them. And, as a Japanese-American woman, she has also made deep inroads into the traditionally Democratic "A.J.A.," local shorthand for Americans of Japanese ancestry, about 30 percent of the vote, and women.</w:t>
         <w:br/>
         <w:t xml:space="preserve"> </w:t>
         <w:br/>
-        <w:t>SIX DEGREES OF SEPARATION</w:t>
+        <w:t>'Very Close Race'</w:t>
         <w:br/>
-        <w:t>By John Guare; directed by Jerry Zaks; sets, Tony Walton; costumes, William Ivey Long; lighting, Paul Gallo; sound, Aural Fixation; production manager, Jeff Hamlin. Presented by Lincoln Center Theater, Gregory Mosher, director; Bernard Gersten, executive producer. At the Mitzi E. Newhouse Theater, Lincoln Center.</w:t>
+        <w:t xml:space="preserve"> But Senator Akaka is no pushover, with his deep roots in the Democratic machine that has long dominated Hawaii politics and with his strong backing from labor unions and native Hawaiians. His strongholds include the non-urban parts of Oahu, the island that includes Honolulu, and all the rest of the state, the so-called Neighbor Islands of Maui, Kauai, Molokai, Lanai and Hawaii.</w:t>
+        <w:br/>
+        <w:t>Until recently, Ms. Saiki appeared to be headed for victory, but the budget turmoil in Washington seems to have hurt her along with many other Republicans. "It's a very close race," said D. G. (Andy) Anderson, chairman of the Republican Party of Hawaii. "We were riding high two weeks ago with an eight-point lead. That got eroded with the nonsense in Washington, and we fell back to a dead heat. About a week ago, we began to move up again."</w:t>
+        <w:br/>
+        <w:t>The latest public opinion poll, taken early last week for KGMB-TV News in Honolulu, put the race at 45 percent for Ms. Saiki, 43 percent for Mr. Akaka. The poll, of 1,200 voters, had a margin of sampling error of three percentage points.</w:t>
+        <w:br/>
+        <w:t>Two-thirds of the 11 percent undecided were either Caucasian or A.J.A., which was widely taken as good news for the Republican, who was also hoping for a boost from President Bush's visit to Honolulu last weekend.</w:t>
         <w:br/>
         <w:t xml:space="preserve"> </w:t>
         <w:br/>
-        <w:t>Ouisa...Stockard Channing</w:t>
+        <w:t>Candidates Were Away</w:t>
         <w:br/>
-        <w:t>Flan...John Cunningham</w:t>
+        <w:t xml:space="preserve"> "There are great demographic changes in Hawaii," said Senator Akaka's campaign manager, Kam Kuwata. "We cannot assume how the new voters will go. The A.J.A. has been the base of the Democratic vote. Both campaigns are figuring out how to get to those voters. The election comes down to a call to arms for Democrats."</w:t>
         <w:br/>
-        <w:t>Geoffrey...Sam Stoneburner</w:t>
+        <w:t>For all the interest in the race, it has been run largely without either of the candidates. Stuck 6,000 miles away in Washington to fight the budget wars, both finally returned to the state last weekend and began barnstorming.</w:t>
         <w:br/>
-        <w:t>Paul...James McDaniel</w:t>
+        <w:t>Issues aside, the race is so close that the outcome will probably turn on whether the Democratic grass-roots operation can turn out its vote, said Jack M. Seigle, a veteran political strategist who is helping Governor John Waihee 3d, a Democrat, in his re-election campaign.</w:t>
         <w:br/>
-        <w:t>Hustler...David Eigenberg</w:t>
+        <w:t>"Unlike other Republicans, she does cut into the Democratic establishment," said Mr. Seigle, who nonetheless gives the race to Mr. Akaka "by a whisker."</w:t>
         <w:br/>
-        <w:t>Kitty...Kelly Bishop</w:t>
+        <w:t xml:space="preserve"> </w:t>
         <w:br/>
-        <w:t>Larkin...Peter Maloney</w:t>
+        <w:t>Addressing Island Bombing</w:t>
         <w:br/>
-        <w:t>Detective...Brian Evers</w:t>
+        <w:t xml:space="preserve"> Both candidates agree on most of the gut Hawaiian issues, like ending the military bombing of the tiny volcanic island of Kahoolawe, off Maui. For years now, the Marines and even the Japanese and Australian air forces have used the uninhabited tropical island for target practice, regularly shattering nerves in Maui, less than five miles across the choppy Alalakeiki Channel, and providing Hawaii politicians with a sure-fire issue.</w:t>
         <w:br/>
-        <w:t>Tess...Robin Morse</w:t>
+        <w:t>Senator Akaka scored first about three weeks ago by writing into the military appropriations bill a measure that would return Kahoolawe to state control and establish a commission to oversee cleaning it up. The island and nearby waters are studded with unexploded bombs and missiles.</w:t>
         <w:br/>
-        <w:t>Woody...Gus Rogerson</w:t>
+        <w:t>Soon after, Ms. Saiki got a quick boost from President Bush, who ordered an immediate halt to the bombing and promised to set up a commission to study the island's eventual fate.</w:t>
         <w:br/>
-        <w:t>Ben...Anthony Rapp</w:t>
+        <w:t>The female vote, meanwhile, is uncertain. In an unusual split, the national office of the National Organization for Women endorsed Ms. Saiki, but the local Hawaii chapter endorsed Mr. Akaka.</w:t>
         <w:br/>
-        <w:t>Dr. Fine...Stephen Pearlman</w:t>
+        <w:t>In her final television commercials and appearances, Ms. Saiki has tried to differentiate herself from Senator Akaka by stressing that she voted against the recent budget and tax legislation."My recent no vote on the tax bill has been a point of great interest among my constituents," she said in a telephone interview from her car while racing to Honolulu airport to catch a plane to Hilo Wednesday morning.</w:t>
         <w:br/>
-        <w:t>Doug...Evan Handler</w:t>
+        <w:t>"They feel very resentful about having their taxes increased," she said. "Our cost of living is 30 percent higher than the rest of the nation. People on fixed income feel the pinch." As the only Republican from Hawaii in Congress, she also stresses her "access" to the Republican Administration.</w:t>
         <w:br/>
-        <w:t>Policeman/Doorman...Philip LeStrange</w:t>
+        <w:t xml:space="preserve"> </w:t>
         <w:br/>
-        <w:t>Trent...John Cameron Mitchell</w:t>
+        <w:t>Emphasizing Ties to Liberals</w:t>
         <w:br/>
-        <w:t>Rick...Paul McCrane</w:t>
+        <w:t xml:space="preserve"> For his part, Senator Akaka has been stressing his ties to the liberal Democratic establishment and support for working-class values.By voting for the budget bill, Mr. Akaka says, he was doing his job, biting the bullet and making the hard decisions needed to cut the deficit by increasing the tax burden on wealthier people.</w:t>
         <w:br/>
-        <w:t>Elizabeth...Mari Nelson</w:t>
+        <w:t>On campaign stops, he has criticized Ms. Saiki, saying she was putting off reckoning with that problem. Although Mr. Akaka could not be reached for comment, Mr. Kuwata, his campaign manager, said, "Saiki has not offered any program on how she would reduce the budget deficit."</w:t>
+        <w:br/>
+        <w:t>Ms. Saiki is strongest in urban Honolulu, and so is spending most of the remainder of the campaign touring the Neighbor Islands, the district Mr. Akaka used to represent in the House. Mr. Akaka is spending the bulk of his time in Hololulu, his weak spot.</w:t>
+        <w:br/>
+        <w:t>The Republican had far more cash on hand, $379,000, compared with Mr. Akaka's $166,000, as of Oct. 21. So the question is whether that cash can overcome the traditional deep-rooted pull of the Democratic Party on the voters of Hawaii and put a Republican in the Senate.</w:t>
+        <w:br/>
+        <w:t xml:space="preserve"> </w:t>
+        <w:br/>
+        <w:t>THE 1990 CAMPAIGN</w:t>
+        <w:br/>
+        <w:t xml:space="preserve"> </w:t>
+        <w:br/>
+        <w:t>Hawaii</w:t>
+        <w:br/>
+        <w:t xml:space="preserve"> </w:t>
+        <w:br/>
+        <w:t>SENATE RACE</w:t>
+        <w:br/>
+        <w:t xml:space="preserve"> </w:t>
+        <w:br/>
+        <w:t>Democrate: Daniel K. Akaka, 56</w:t>
+        <w:br/>
+        <w:t>Republican: Patricia Saiki, 60</w:t>
+        <w:br/>
+        <w:t xml:space="preserve"> </w:t>
+        <w:br/>
+        <w:t>ANALYSIS</w:t>
+        <w:br/>
+        <w:t xml:space="preserve"> </w:t>
+        <w:br/>
+        <w:t>Republicans have a good chance to elect one of their own in heavily Democratic Hawaii. Ms. Saiki, a moderate Republican appealing to Caucasian newcomers and the Japanese-American population, is running neck and neck with Mr. Akaka, a long-time Congressman with ties to the traditional democratic and union political apparatus. Some see this as a battle between the old and the new Hawaii.</w:t>
+        <w:br/>
+        <w:t xml:space="preserve"> </w:t>
+        <w:br/>
+        <w:t>REGISTERED VOTERS</w:t>
+        <w:br/>
+        <w:t xml:space="preserve"> </w:t>
+        <w:br/>
+        <w:t>Total voters: 453,389 (Hawaii does not register by party).</w:t>
+        <w:br/>
+        <w:t xml:space="preserve"> </w:t>
+        <w:br/>
+        <w:t>LATEST POLL RESULTS</w:t>
+        <w:br/>
+        <w:t xml:space="preserve"> </w:t>
+        <w:br/>
+        <w:t>A survey of 1,200 voters taken for KGMB-TV News put Ms. Saiki ahead, 45 percent to 43 percent for Mr. Akaka. The margin of error was plus or minus three percentage points.</w:t>
+        <w:br/>
+        <w:t>Correction</w:t>
+        <w:br/>
+        <w:br/>
+        <w:t>An article on Nov. 1 about the Senate campaign in Hawaii gave incomplete credit for a public opinion poll. The poll was sponsored by KGMB-TV and The Honolulu Star-Bulletin.</w:t>
+        <w:br/>
+        <w:t>Correction-Date: November 23, 1990, Thursday, Late Edition - Final</w:t>
         <w:br/>
         <w:br/>
         <w:t>Graphic</w:t>
@@ -117,7 +164,7 @@
         <w:br/>
         <w:t xml:space="preserve"> </w:t>
         <w:br/>
-        <w:t>Photos: Stockard Channing, left, James McDaniel, center, and John Cunningham in ''Six Degrees of Separation'' at the Mitzi E. Newhouse Theater. (Brigitte Lacombe/Six Degrees of Separation) (pg. C1); Stockard Channing (Sara Krulwich/The New York Times) (pg. C3)</w:t>
+        <w:t>Photos: Representative Patricia Saiki, a Republican candidate for Senate in Hawaii, campaigning in Honolulu.; Senator Daniel K. Akaka, Democratic incumbent, speaking to supporters at his Honolulu campaign headquarters after a trip to Washington. (Photographs by Associated Press for The New York Times)</w:t>
       </w:r>
     </w:p>
     <w:sectPr>

--- a/example_articles/gender/Multiple/1.gender_Multiple_New_York_Times.docx
+++ b/example_articles/gender/Multiple/1.gender_Multiple_New_York_Times.docx
@@ -7,9 +7,7 @@
         <w:pStyle w:val="Heading1"/>
       </w:pPr>
       <w:r>
-        <w:t>THE 1990 CAMPAIGN;</w:t>
-        <w:br/>
-        <w:t>Hawaii Race Tests Democratic Hold - Correction Appended</w:t>
+        <w:t>Where Young People Choose to Live</w:t>
       </w:r>
     </w:p>
     <w:p>
@@ -19,17 +17,17 @@
     </w:p>
     <w:p>
       <w:r>
-        <w:t>Date: 1990-11-23</w:t>
+        <w:t>Date: 1987-03-08</w:t>
       </w:r>
     </w:p>
     <w:p>
       <w:r>
-        <w:t>Section: Section D;; Section D; Page 22; Column 1; National Desk; Column 1;</w:t>
+        <w:t>Section: Section 8; Page 1, Column 1; Real Estate Desk</w:t>
       </w:r>
     </w:p>
     <w:p>
       <w:r>
-        <w:t>Source file: NYT/50.DOCX</w:t>
+        <w:t>Source file: NYT/54.DOCX</w:t>
       </w:r>
     </w:p>
     <w:p>
@@ -51,112 +49,79 @@
     </w:p>
     <w:p>
       <w:r>
-        <w:t>Two former schoolteachers are in a tight but polite race to represent Hawaii in the United States Senate, and the results may teach something of a lesson about the future of the politically remote and inbred but fast-changing island state.</w:t>
+        <w:t>FOR Dillon Remler, it was a process of elimination that began with the boroughs.</w:t>
         <w:br/>
-        <w:t>From the lush rain forests of the Big Island of Hawaii to the ranches of Niihau 350 miles west across the South Pacific, the biggest political question of the year is whether Representative Patricia Saiki, a popular moderate Republican from Honolulu, can break years of Democratic control of Hawaii politics and beat an equally popular Democrat, Senator Daniel K. Akaka, a Congressman appointed to the Senate last spring when Senator Spark M. Matsunaga died.</w:t>
+        <w:t>''All I knew was that if I was coming all this way, I was going to live right in Manhattan,'' said the recently transplanted 22-year-old from Tempe, Ariz., who graduated last year from the University of Redlands in southern California.</w:t>
         <w:br/>
-        <w:t>A victory for Ms. Saiki, the only Republican ever elected to the House of Representatives from Hawaii, would underscore the growing political influence of Caucasians, many of them retirees who have migrated from the mainland, who now account for a third of the Hawaii vote. Ms. Saiki offers a lively brand of compassionate Republicanism that appeals to them. And, as a Japanese-American woman, she has also made deep inroads into the traditionally Democratic "A.J.A.," local shorthand for Americans of Japanese ancestry, about 30 percent of the vote, and women.</w:t>
+        <w:t>''The Queens, the Bronx - they weren't going to do,'' he said. ''It's worth putting up with the extra price and the inconvenience - the noise, dirt, fast-pace - to be in the middle of all the action.''</w:t>
         <w:br/>
-        <w:t xml:space="preserve"> </w:t>
+        <w:t>Then came the real decision-making. With a $22,800-a-year job and a prospective roommate willing to share a one-bedroom apartment, Mr. Remler, who is a mortgage service representative, started trying on various neighborhoods for size. The Upper West Side: too expensive. The Lower East Side: too rough. Greenwich Village: too crazy. (''It's a great place to visit on weekends, but I couldn't put up with all those strange people 24 hours a day.'') Clinton Hill: too seedy. The upper reaches of the Upper East Side: perfect.</w:t>
         <w:br/>
-        <w:t>'Very Close Race'</w:t>
+        <w:t>''It seemed to be the most civilized and subdued area of Manhattan,'' he said.</w:t>
         <w:br/>
-        <w:t xml:space="preserve"> But Senator Akaka is no pushover, with his deep roots in the Democratic machine that has long dominated Hawaii politics and with his strong backing from labor unions and native Hawaiians. His strongholds include the non-urban parts of Oahu, the island that includes Honolulu, and all the rest of the state, the so-called Neighbor Islands of Maui, Kauai, Molokai, Lanai and Hawaii.</w:t>
+        <w:t>Finding one's first apartment in New York is a rite of passage as old as college graduations, youthful ambitions and the city itself. Today, as always, money is the paramount concern, and preventing one's monthly rent from con suming more than half one's monthly salary is the ultimate goal. To achieve that means sacrifice, and people in their early 20's generally make a list of considerations - location, price, privacy, space - and decide which one, or ones, they can live without.</w:t>
         <w:br/>
-        <w:t>Until recently, Ms. Saiki appeared to be headed for victory, but the budget turmoil in Washington seems to have hurt her along with many other Republicans. "It's a very close race," said D. G. (Andy) Anderson, chairman of the Republican Party of Hawaii. "We were riding high two weeks ago with an eight-point lead. That got eroded with the nonsense in Washington, and we fell back to a dead heat. About a week ago, we began to move up again."</w:t>
+        <w:t>But they can also be pretty choosy about where they settle. They want a neighborhood that suits their style of life -be it avant-garde or pin-striped, yet one that will not break them financially. An area whose name will be greeted with an accepting nod from judgmental peers, as well as parents obsessed with safety.</w:t>
         <w:br/>
-        <w:t>The latest public opinion poll, taken early last week for KGMB-TV News in Honolulu, put the race at 45 percent for Ms. Saiki, 43 percent for Mr. Akaka. The poll, of 1,200 voters, had a margin of sampling error of three percentage points.</w:t>
+        <w:t>They come with typical starting salaries, which can range from $11,000 in a small publishing concern to $60,000 in a high-powered law firm, and a mission to obtain a key to a room - or half a room - of one's own. Armed with newspaper advertisements, university club referrals, notices from office bulletin boards and brokers' lists, young people set out to find a place they can comfortably call home. AFTER weeks of looking last fall, Mr. Remler found a one-bedroom apartment for $950 a month in a five-story walkup on Third Avenue, between 84th and 85th Streets. He still marvels at the area's attributes - the ''sports bar'' on the ground floor of his building and, in walking distance, four movie theaters, three dry cleaners, two delis, four grocery stores, Central Park and the Metropolitan Museum of Art.</w:t>
         <w:br/>
-        <w:t>Two-thirds of the 11 percent undecided were either Caucasian or A.J.A., which was widely taken as good news for the Republican, who was also hoping for a boost from President Bush's visit to Honolulu last weekend.</w:t>
+        <w:t>Of course, what Mr. Remler finds ''civilized'' about the Upper East Side, others may find staid or even boring. And what he sees as ''crazy'' and ''strange'' about the Village vicinity, others see as hip. The fact is there are as many different verdicts as there are individuals searching for neighborhoods.</w:t>
         <w:br/>
-        <w:t xml:space="preserve"> </w:t>
+        <w:t>But several areas do seem to attract great numbers of people just starting out in their careers. Among them are Brooklyn's closer-in neighborhoods, Battery Park City, the East 90's, the East Village and Hoboken, N.J. Sometimes, the snowball effect seems to be at work; young people like to hobnob with young people. But how these regions become attractive in the first place is often a reflection of the priorities and personalities of the apartment-seekers themselves.</w:t>
         <w:br/>
-        <w:t>Candidates Were Away</w:t>
+        <w:t>After visiting the city a few times in the summer while still in college, John Brady vowed he would never take the subway to work. The weather was sultry, and he remembers taking a shower at 8 A.M. and needing another one by 10. So last spring, upon graduating from Dartmouth College, he accepted an offer from a major Wall Street investment bank and decided to find an apartment within close proximity.</w:t>
         <w:br/>
-        <w:t xml:space="preserve"> "There are great demographic changes in Hawaii," said Senator Akaka's campaign manager, Kam Kuwata. "We cannot assume how the new voters will go. The A.J.A. has been the base of the Democratic vote. Both campaigns are figuring out how to get to those voters. The election comes down to a call to arms for Democrats."</w:t>
+        <w:t>Battery Park City was the answer. He shares a one-bedroom apartment there with a college classmate, who pays half of the $1,334 rent. It is a sleek, new building, with a doorman, indoor swimming pool and access to the promenade along the Hudson River. ''I have a five-minute walk to work, and that's the biggest bonus of all,'' said Mr. Brady, who is 23. ''Whether it's late or early, when I get off work, I like to get right into the swing of things. I don't want to be commuting.''</w:t>
         <w:br/>
-        <w:t>For all the interest in the race, it has been run largely without either of the candidates. Stuck 6,000 miles away in Washington to fight the budget wars, both finally returned to the state last weekend and began barnstorming.</w:t>
+        <w:t>Rental agents for a few of the new buildings in Battery Park City said 15 to 25 percent of the units are occupied by people between the ages of 20 and 25. The practice of doubling up in studios and one-bedrooms and tripling up in two-bedrooms is common. One rental building, River Rose, which opened a year ago, even placed advertisements in nine college newspapers last spring. One ad read: ''Rent here and you'll spend your time getting ahead, not getting to work.''</w:t>
         <w:br/>
-        <w:t>Issues aside, the race is so close that the outcome will probably turn on whether the Democratic grass-roots operation can turn out its vote, said Jack M. Seigle, a veteran political strategist who is helping Governor John Waihee 3d, a Democrat, in his re-election campaign.</w:t>
+        <w:t>Drawbacks do exist, though. Going out at night, Mr. Brady said, means having to make an ''expedition'' since there are few bars or restaurants in the immediate area. He sleeps in the living room, which is partitioned with a wall unit, affording little privacy. And the rent is what he calls a ''blackhole of money.'' But on a good morning, he can make the transition from bed to desk in half an hour, enabling him to watch the ''Munsters,'' one of his favorite television shows, before work.</w:t>
         <w:br/>
-        <w:t>"Unlike other Republicans, she does cut into the Democratic establishment," said Mr. Seigle, who nonetheless gives the race to Mr. Akaka "by a whisker."</w:t>
+        <w:t>Sarah Paganelli, on the other hand, wanted to put some distance between home and office. She works for an accounting firm in midtown Manhattan and lives in Brooklyn Heights. ''I never planned on living in Manhattan,'' said Miss Paganelli, 23, a 1985 graduate of Colgate University, who has a 30-minute trek to her office. ''I equate Manhattan with work, and it's nice to make the commute and get away.''</w:t>
         <w:br/>
-        <w:t xml:space="preserve"> </w:t>
+        <w:t>Drawn to the Heights because it was ''quiet, safe and pretty,'' Miss Paganelli now shares a four-bedroom apartment with three other women. They each pay $600 a month. She recently moved from another apartment in Brooklyn Heights, a two-bedroom for $1,425 a month that she had shared with two other women.</w:t>
         <w:br/>
-        <w:t>Addressing Island Bombing</w:t>
+        <w:t>Newcomers to New York City have gravitated toward Brooklyn for years. Sections that are especially popular today are the Heights - although rents there can be prohibitive - Park Slope, Cobble Hill, Carroll Garden and Boerum Hill.</w:t>
         <w:br/>
-        <w:t xml:space="preserve"> Both candidates agree on most of the gut Hawaiian issues, like ending the military bombing of the tiny volcanic island of Kahoolawe, off Maui. For years now, the Marines and even the Japanese and Australian air forces have used the uninhabited tropical island for target practice, regularly shattering nerves in Maui, less than five miles across the choppy Alalakeiki Channel, and providing Hawaii politicians with a sure-fire issue.</w:t>
+        <w:t>''They are all extremely safe, good areas, and you can usually get more apartment for your money than you would in Manhattan,'' said Ruth Levine, a rental agent for the William B. May Company in Brooklyn. ''Park Slope is really hot right now and very, very young. It's a little earthier. There are a lot of creative types in the Slope, whereas the Brooklyn Heights population tends to be more legal and financial.'' BUT what about the person who wants to feel the direct pulse of Manhattan, but refuses to spend more than $500 a month and insists on a separate bedroom? Meet Elizabeth A. Melby. She is a 25-year-old Vassar graduate and assistant managing editor of Cutis, a medical journal. She is also a tireless apartment-hunter and a woman willing to live in a neighborhood still very much in transition.</w:t>
         <w:br/>
-        <w:t>Senator Akaka scored first about three weeks ago by writing into the military appropriations bill a measure that would return Kahoolawe to state control and establish a commission to oversee cleaning it up. The island and nearby waters are studded with unexploded bombs and missiles.</w:t>
+        <w:t>Indignant at the $1,500 one-bedroom units she saw on the Upper West Side, she pushed farther north, traversing the traditional, though fading, demarcation at 96th Street. The restaurants were scarcer and less opulent, and many of the buildings were rundown and vacant. But the apartments were considerably cheaper, and a number of her friends, including her male companion, had already made the move to the upper Upper West Side.</w:t>
         <w:br/>
-        <w:t>Soon after, Ms. Saiki got a quick boost from President Bush, who ordered an immediate halt to the bombing and promised to set up a commission to study the island's eventual fate.</w:t>
+        <w:t>''I could afford to pay a little more for my rent, but I'm not willing to,'' said Miss Melby. ''It's a matter of principle. I'd rather spend my money on travel and entertainment.''</w:t>
         <w:br/>
-        <w:t>The female vote, meanwhile, is uncertain. In an unusual split, the national office of the National Organization for Women endorsed Ms. Saiki, but the local Hawaii chapter endorsed Mr. Akaka.</w:t>
+        <w:t>Four months of fairly dogged searching gave way to a two-bedroom apartment on the top floor of a five-story walkup on Amsterdam Avenue near 101st Street, considered the edge of Manhattan Valley. The rent is $960 a month, which she divides evenly with her apartment-mate. ''I love the neighborhood,'' she said. ''I don't care about being seen in trendy restaurants.''</w:t>
         <w:br/>
-        <w:t>In her final television commercials and appearances, Ms. Saiki has tried to differentiate herself from Senator Akaka by stressing that she voted against the recent budget and tax legislation."My recent no vote on the tax bill has been a point of great interest among my constituents," she said in a telephone interview from her car while racing to Honolulu airport to catch a plane to Hilo Wednesday morning.</w:t>
+        <w:t>For those who do, however, the thick of the fashionable social scene lining Columbus Avenue is only two subway stops south. Strategic positioning such as this is a survival technique mastered quickly by young people covetous of their space and salary. They home in on a trendy community and then penetrate its less sexy, less expensive fringes. Their presence, of course, eventually abets gentrification.</w:t>
         <w:br/>
-        <w:t>"They feel very resentful about having their taxes increased," she said. "Our cost of living is 30 percent higher than the rest of the nation. People on fixed income feel the pinch." As the only Republican from Hawaii in Congress, she also stresses her "access" to the Republican Administration.</w:t>
+        <w:t>The East 90's is a case in point. Once considered a dubious extension of the Upper East Side, or rather, the gateway to East Harlem, the area between 86th and 95th Streets, east of Third Avenue, has experienced a youthful onslaught of sorts. Five years ago, cheap rents lured recent graduates here. Although rents have since ascended along with the high-rise luxury buildings in the area, they still undercut those in comparable buildings to the south. Moreover, while the neighborhood still retains its Hispanic, working-class character, sushi and gelato have made major inroads.</w:t>
         <w:br/>
-        <w:t xml:space="preserve"> </w:t>
+        <w:t>Besides price and proximity, though, a major attraction for young people here seems to be the area's demographics. Michael Cohen, 23, used to live on 77th Street near York Avenue. He recently moved to 95th Street between Second and Third Avenues and applauds the change of scenery.</w:t>
         <w:br/>
-        <w:t>Emphasizing Ties to Liberals</w:t>
+        <w:t>''Down in the 70's, I was seeing too many Aprica strollers and pairs of Reeboks,'' he said. ''It was the quintessential place for high-stepping, fast-track couples with babies. Most of the people up here have the potential to develop into that crowd, but they are not that far removed from college and are more into discovering New York right now.''</w:t>
         <w:br/>
-        <w:t xml:space="preserve"> For his part, Senator Akaka has been stressing his ties to the liberal Democratic establishment and support for working-class values.By voting for the budget bill, Mr. Akaka says, he was doing his job, biting the bullet and making the hard decisions needed to cut the deficit by increasing the tax burden on wealthier people.</w:t>
+        <w:t>Normandie Court, one of the latest and largest apartment buildings in the area, is Mr. Cohen's home. His $1,860-a-month, two-bedroom apartment on the seventh floor -shared with two classmates from Brown University - is one of 1,480 units in the 34-story, four-building complex. At the top of the building are a health club with swimming pool and aerobics classes, as well as a restaurant, bar and fireplace.</w:t>
         <w:br/>
-        <w:t>On campaign stops, he has criticized Ms. Saiki, saying she was putting off reckoning with that problem. Although Mr. Akaka could not be reached for comment, Mr. Kuwata, his campaign manager, said, "Saiki has not offered any program on how she would reduce the budget deficit."</w:t>
+        <w:t>''It's a very young, social building, and people seem open to overtures,'' said Mr. Cohen, an assistant account executive for an advertising firm. ''I think it's humorous that they call it Normandie Court. It sounds so formal. At parties I've been to in the building, people and music spill out into the hallway.'' WHILE the East 90's, on any given weekday morning, is teeming with starched white shirts, yellow ties and briefcases, the East Village, another transitional area in Manhattan, has become a magnet for young people aspiring to a different look and lifestyle. This is the place for angry young men - and women - who see themselves as somewhat out of the mainstream.</w:t>
         <w:br/>
-        <w:t>Ms. Saiki is strongest in urban Honolulu, and so is spending most of the remainder of the campaign touring the Neighbor Islands, the district Mr. Akaka used to represent in the House. Mr. Akaka is spending the bulk of his time in Hololulu, his weak spot.</w:t>
+        <w:t>Artists, actors and musicians, who often have to support themselves through restaurant work, come here in search of affordable housing and a bohemian environment. Everywhere are dramatic black outfits, punk hairdos, funky bars and low-budget art galleries.</w:t>
         <w:br/>
-        <w:t>The Republican had far more cash on hand, $379,000, compared with Mr. Akaka's $166,000, as of Oct. 21. So the question is whether that cash can overcome the traditional deep-rooted pull of the Democratic Party on the voters of Hawaii and put a Republican in the Senate.</w:t>
+        <w:t>But as the East Village becomes more gentrified and expensive with each passing month, some are venturing further east into Alphabet City, a grittier, cheaper area named after the lettered avenues. Here, safety is sometimes squandered for the greater good of a $400-a-month bedroom and the glamorous sense of danger.</w:t>
         <w:br/>
-        <w:t xml:space="preserve"> </w:t>
+        <w:t>Every night, for example, drug dealers congregate on Jeff Morris's doorstep, on Avenue B between 12th and 13th Streets, offering crack and heroine for sale to pedestrians. ''I just say, 'Sorry, not tonight guys,' '' said Mr. Morris, a 25-year-old actor, who moved here from central New Jersey six months ago to be closer to auditions.</w:t>
         <w:br/>
-        <w:t>THE 1990 CAMPAIGN</w:t>
+        <w:t>He lives with his cousin in a two-bedroom apartment in a tenement under renovation, and they share the $800 a month rent. Despite the the dealers, dirt and dillapidated condition of nearby buildings, Mr. Morris likes the area, in part because the restaurants are neighborhood establishments not trying to make splashy statements. Furthermore, he said, the galleries and theaters provide the kind of cultural and intellectual stimulation unavailable elsewhere. His cousin, Bill Morris, agrees. ''There's no other place to live,'' he said. ''Here, you don't have to look at business people in suits. You see artists and poor people, and it's not pretentious. On the Upper West Side, they seem to be leading lives of quiet desperation. Down here, we're leading lives of noisy desperation. We're very happy.''</w:t>
         <w:br/>
-        <w:t xml:space="preserve"> </w:t>
+        <w:t>Outside of New York City, indeed outside of the state, is a colony of young people who identify with and work in Manhattan, but don't feel compelled to live there. They have settled on the other side of the Hudson River in such New Jersey towns as Weehawken, Jersey City and Hoboken. Typically, friends from college and high school rent out an entire house or two floors of a brownstone in groups of three and four.</w:t>
         <w:br/>
-        <w:t>Hawaii</w:t>
+        <w:t>Once again, the rents are reasonable and the commute into Manhattan is only 20 minutes to a half hour by a PATH train or bus. But more than that, some say, the small-town ambiance can actually make meeting people easier than in Manhattan, where it sometimes seems as though a tacit rule exists, forbidding conversation between strangers.</w:t>
         <w:br/>
-        <w:t xml:space="preserve"> </w:t>
+        <w:t>''You see the same people over and over again on the bus and the train, and a comradery develops,'' said Alison Wood, 24, who lives in a Hoboken brownstone for $425 a month. ''You almost feel like you know them, even though you've never spoken. Then you see them at a bar and, after a drink, they come up to you and say, 'Hi. I see you all the time.'''</w:t>
         <w:br/>
-        <w:t>SENATE RACE</w:t>
+        <w:t>In Hoboken, a cottage industry has grown up to help young people make the connection.</w:t>
         <w:br/>
-        <w:t xml:space="preserve"> </w:t>
+        <w:t>On Wednesday nights, for example, everyone goes to ''networking night'' at the Gold Coast Cafe. A networking card, available for $5, automatically cuts the price of all drinks to $1 every Wednesday thereafter. Wednesdays at East L.A., a Mexican restaurant, are similarly cherished for the $2 special on margaritas. Onieal's Bar and Restaurant is the place to be seen on Thursday nights, as is Maxwell's on weekends.</w:t>
         <w:br/>
-        <w:t>Democrate: Daniel K. Akaka, 56</w:t>
-        <w:br/>
-        <w:t>Republican: Patricia Saiki, 60</w:t>
-        <w:br/>
-        <w:t xml:space="preserve"> </w:t>
-        <w:br/>
-        <w:t>ANALYSIS</w:t>
-        <w:br/>
-        <w:t xml:space="preserve"> </w:t>
-        <w:br/>
-        <w:t>Republicans have a good chance to elect one of their own in heavily Democratic Hawaii. Ms. Saiki, a moderate Republican appealing to Caucasian newcomers and the Japanese-American population, is running neck and neck with Mr. Akaka, a long-time Congressman with ties to the traditional democratic and union political apparatus. Some see this as a battle between the old and the new Hawaii.</w:t>
-        <w:br/>
-        <w:t xml:space="preserve"> </w:t>
-        <w:br/>
-        <w:t>REGISTERED VOTERS</w:t>
-        <w:br/>
-        <w:t xml:space="preserve"> </w:t>
-        <w:br/>
-        <w:t>Total voters: 453,389 (Hawaii does not register by party).</w:t>
-        <w:br/>
-        <w:t xml:space="preserve"> </w:t>
-        <w:br/>
-        <w:t>LATEST POLL RESULTS</w:t>
-        <w:br/>
-        <w:t xml:space="preserve"> </w:t>
-        <w:br/>
-        <w:t>A survey of 1,200 voters taken for KGMB-TV News put Ms. Saiki ahead, 45 percent to 43 percent for Mr. Akaka. The margin of error was plus or minus three percentage points.</w:t>
-        <w:br/>
-        <w:t>Correction</w:t>
-        <w:br/>
-        <w:br/>
-        <w:t>An article on Nov. 1 about the Senate campaign in Hawaii gave incomplete credit for a public opinion poll. The poll was sponsored by KGMB-TV and The Honolulu Star-Bulletin.</w:t>
-        <w:br/>
-        <w:t>Correction-Date: November 23, 1990, Thursday, Late Edition - Final</w:t>
+        <w:t>''You have the best of both worlds here,'' said Miss Wood, a 1985 graduate of Rosemont College in Pennsylvania. ''I'm 20 minutes from Manhattan, and I have a backyard.''</w:t>
         <w:br/>
         <w:br/>
         <w:t>Graphic</w:t>
@@ -164,7 +129,7 @@
         <w:br/>
         <w:t xml:space="preserve"> </w:t>
         <w:br/>
-        <w:t>Photos: Representative Patricia Saiki, a Republican candidate for Senate in Hawaii, campaigning in Honolulu.; Senator Daniel K. Akaka, Democratic incumbent, speaking to supporters at his Honolulu campaign headquarters after a trip to Washington. (Photographs by Associated Press for The New York Times)</w:t>
+        <w:t>Photo of John Brady on the terrace of Battery park City apartment; Photo o f Michael Cohen, Jeff Morris, and Sarah Paganelli with Amy Edelmann (NYT/Star Black) (Page 16); Photo of Alison Wood (NYT/Star Black)</w:t>
       </w:r>
     </w:p>
     <w:sectPr>

--- a/example_articles/gender/Multiple/1.gender_Multiple_New_York_Times.docx
+++ b/example_articles/gender/Multiple/1.gender_Multiple_New_York_Times.docx
@@ -7,7 +7,9 @@
         <w:pStyle w:val="Heading1"/>
       </w:pPr>
       <w:r>
-        <w:t>Where Young People Choose to Live</w:t>
+        <w:t>FILM;</w:t>
+        <w:br/>
+        <w:t>For His New Film, Hanif Kureishi Reaches for a 'Beautiful Laundrette'</w:t>
       </w:r>
     </w:p>
     <w:p>
@@ -17,17 +19,17 @@
     </w:p>
     <w:p>
       <w:r>
-        <w:t>Date: 1987-03-08</w:t>
+        <w:t>Date: 1992-08-02</w:t>
       </w:r>
     </w:p>
     <w:p>
       <w:r>
-        <w:t>Section: Section 8; Page 1, Column 1; Real Estate Desk</w:t>
+        <w:t>Section: Section 2;; Section 2; Page 16; Column 3; Arts &amp; Leisure Desk; Column 3;; Biography</w:t>
       </w:r>
     </w:p>
     <w:p>
       <w:r>
-        <w:t>Source file: NYT/54.DOCX</w:t>
+        <w:t>Source file: NYT/52.DOCX</w:t>
       </w:r>
     </w:p>
     <w:p>
@@ -49,79 +51,49 @@
     </w:p>
     <w:p>
       <w:r>
-        <w:t>FOR Dillon Remler, it was a process of elimination that began with the boroughs.</w:t>
+        <w:t>In a large house in Notting Hill a stately white mansion that has obviously seen better days -- technicians bashed a hole in the living room, trying to attach a bike to the ceiling.</w:t>
         <w:br/>
-        <w:t>''All I knew was that if I was coming all this way, I was going to live right in Manhattan,'' said the recently transplanted 22-year-old from Tempe, Ariz., who graduated last year from the University of Redlands in southern California.</w:t>
+        <w:t>"I wrote this scene in a pub," said Hanif Kureishi gleefully, admiring the pandemonium from the comfort of a sofa. He was clearly enjoying the trouble he had caused. The prop was for a hallucination scene in "London Kills Me," Mr. Kureishi's third screenplay and his directorial debut. The film opens in New York on Friday.</w:t>
         <w:br/>
-        <w:t>''The Queens, the Bronx - they weren't going to do,'' he said. ''It's worth putting up with the extra price and the inconvenience - the noise, dirt, fast-pace - to be in the middle of all the action.''</w:t>
+        <w:t>Half-English, half-Pakistani, Hanif Kureishi (pronounced Ha-NEEF Ku-REE-shee) is a playwright, screenwriter, novelist, essayist. He is also a provocateur who once described England as "an intolerant, racist, homophobic, narrow-minded, authoritarian rat hole."</w:t>
         <w:br/>
-        <w:t>Then came the real decision-making. With a $22,800-a-year job and a prospective roommate willing to share a one-bedroom apartment, Mr. Remler, who is a mortgage service representative, started trying on various neighborhoods for size. The Upper West Side: too expensive. The Lower East Side: too rough. Greenwich Village: too crazy. (''It's a great place to visit on weekends, but I couldn't put up with all those strange people 24 hours a day.'') Clinton Hill: too seedy. The upper reaches of the Upper East Side: perfect.</w:t>
+        <w:t>Glamour, of a street-smart variety, surrounds Mr. Kureishi. He likes to affect the outlaw image: the fashionable ponytail, the black leather jacket, the beer in a bottle, not a glass.  Some in the film world call him the Spike Lee of England. Asked about the comparison, Mr. Kureishi shrugged. "We don't really have that much in common, except that he's a black man in a white society, and I'm a brown man in a white society, and we're both young."</w:t>
         <w:br/>
-        <w:t>''It seemed to be the most civilized and subdued area of Manhattan,'' he said.</w:t>
+        <w:t>In America, Mr. Kureishi, who is 37 years old, is probably best known for having written "My Beautiful Laundrette," a film that seemed to come out of nowhere, a splattered cinematic canvas of Asian immigrant London circa mid-Thatcher. "Laundrette" was a long shot that came in first. Along with "Chariots of Fire," it is perhaps the most emblematic of all the films that Britain produced in the 80's. "Laundrette" is the flip side of the stiff-upper-lip "Chariots," showing the story of a homosexual relationship between a young Pakistani and a white Cockney who open a swank laundromat in a London slum.</w:t>
         <w:br/>
-        <w:t>Finding one's first apartment in New York is a rite of passage as old as college graduations, youthful ambitions and the city itself. Today, as always, money is the paramount concern, and preventing one's monthly rent from con suming more than half one's monthly salary is the ultimate goal. To achieve that means sacrifice, and people in their early 20's generally make a list of considerations - location, price, privacy, space - and decide which one, or ones, they can live without.</w:t>
+        <w:t>"Laundrette" remains the standard for the dream product: a low-cost slice-of-life drama that found an audience all over the world. Made on a budget of $860,000, it grossed $5 million in the United States alone, which is big box office for an independent film. "Laundrette" also introduced two other talents to the American public: the director Stephen Frears, who went on to make "Dangerous Liaisons" and "The Grifters," and Daniel Day Lewis, who won the best-actor Academy Award for "My Left Foot."</w:t>
         <w:br/>
-        <w:t>But they can also be pretty choosy about where they settle. They want a neighborhood that suits their style of life -be it avant-garde or pin-striped, yet one that will not break them financially. An area whose name will be greeted with an accepting nod from judgmental peers, as well as parents obsessed with safety.</w:t>
+        <w:t>But neither of these big names is involved with "London Kills Me"; Mr. Kureishi was on his own. He gazed up at the ominous-looking hole. "What if the ceiling falls in?" he asked one of the technicians.</w:t>
         <w:br/>
-        <w:t>They come with typical starting salaries, which can range from $11,000 in a small publishing concern to $60,000 in a high-powered law firm, and a mission to obtain a key to a room - or half a room - of one's own. Armed with newspaper advertisements, university club referrals, notices from office bulletin boards and brokers' lists, young people set out to find a place they can comfortably call home. AFTER weeks of looking last fall, Mr. Remler found a one-bedroom apartment for $950 a month in a five-story walkup on Third Avenue, between 84th and 85th Streets. He still marvels at the area's attributes - the ''sports bar'' on the ground floor of his building and, in walking distance, four movie theaters, three dry cleaners, two delis, four grocery stores, Central Park and the Metropolitan Museum of Art.</w:t>
+        <w:t>"I've got a dustpan and brush downstairs, Hanif."</w:t>
         <w:br/>
-        <w:t>Of course, what Mr. Remler finds ''civilized'' about the Upper East Side, others may find staid or even boring. And what he sees as ''crazy'' and ''strange'' about the Village vicinity, others see as hip. The fact is there are as many different verdicts as there are individuals searching for neighborhoods.</w:t>
+        <w:t>Mr. Kureishi smiled at the joke. Orson Welles once called film making the greatest toy-train set in the world, and Mr. Kureishi was obviously relishing his new toy. Some years ago, when he was asked if he had any aspirations to direct, he replied, "No, it's too bloody difficult, too much organization. All of those people you have to be nice to. It's a strain." But here he was, on the second day of a scheduled 38-day shoot, being nice to people, organized, dealing with the strain.</w:t>
         <w:br/>
-        <w:t>But several areas do seem to attract great numbers of people just starting out in their careers. Among them are Brooklyn's closer-in neighborhoods, Battery Park City, the East 90's, the East Village and Hoboken, N.J. Sometimes, the snowball effect seems to be at work; young people like to hobnob with young people. But how these regions become attractive in the first place is often a reflection of the priorities and personalities of the apartment-seekers themselves.</w:t>
+        <w:t>The cast of unknowns were mostly in their early 20's, and they treated the quiet Mr. Kureishi as a hip, friendly teacher, or maybe an older brother. He doesn't look like a film director; short and compactly built, he has long black hair and gentle, soft black eyes. His face is angelic, but he is slow to smile and slower to laugh, often affecting the kind of puzzled expression and crooked grin one sees in pouting children and hurt dogs.</w:t>
         <w:br/>
-        <w:t>After visiting the city a few times in the summer while still in college, John Brady vowed he would never take the subway to work. The weather was sultry, and he remembers taking a shower at 8 A.M. and needing another one by 10. So last spring, upon graduating from Dartmouth College, he accepted an offer from a major Wall Street investment bank and decided to find an apartment within close proximity.</w:t>
+        <w:t>Not everything Mr. Kureishi has written, ranging from stage plays and screenplays to essays, stories and a novel, has been a striking success, but the title of his new film is certainly ironic in light of his own career. London hasn't killed Mr. Kureishi at all -- it has practically fallen at his feet. After the critical and commercial success of "Laundrette" (which earned him an Oscar nomination for best original screenplay), he was given an artistic blank check for his next film, "Sammy and Rosie Get Laid" (1987), which explored conservatism's collision with sexual liberation.</w:t>
         <w:br/>
-        <w:t>Battery Park City was the answer. He shares a one-bedroom apartment there with a college classmate, who pays half of the $1,334 rent. It is a sleek, new building, with a doorman, indoor swimming pool and access to the promenade along the Hudson River. ''I have a five-minute walk to work, and that's the biggest bonus of all,'' said Mr. Brady, who is 23. ''Whether it's late or early, when I get off work, I like to get right into the swing of things. I don't want to be commuting.''</w:t>
+        <w:t>Although the movie was a commercial and critical failure, it further established Mr. Kureishi as a writer of vision. He has consistently challenged the Merchant Ivory-Masterpiece Theater view of England as a country of white people with good accents eating strawberries, playing cricket and going fox hunting. Mr. Kureishi's England is a land of immigrants, gays, punks, drug dealers and race riots. His novel, "The Buddha of Suburbia," depicts an England unsure of how to assimilate its immigrants -- and immigrants unsure whether they want to be assimilated. The book has been translated into 23 languages.</w:t>
         <w:br/>
-        <w:t>Rental agents for a few of the new buildings in Battery Park City said 15 to 25 percent of the units are occupied by people between the ages of 20 and 25. The practice of doubling up in studios and one-bedrooms and tripling up in two-bedrooms is common. One rental building, River Rose, which opened a year ago, even placed advertisements in nine college newspapers last spring. One ad read: ''Rent here and you'll spend your time getting ahead, not getting to work.''</w:t>
+        <w:t>"London Kills Me," unlike Mr. Kureishi's other screenplays, doesn't feature race as an issue; the film is about a young white street urchin called Clint Eastwood who meets up with a gang of white drug dealers and moves into a squat, or house, with them in Notting Hill. Clint wants to go straight but needs a pair of shoes to get a job. "About two years ago, I met this guy in Notting Hill who didn't have a pair of shoes," Mr. Kureishi explained. "He'd stolen a pair from someone in his squat, but they'd found out, so he had to give them back. It seemed sort of funny and pathetic to me -- that all he needed was a pair of shoes."</w:t>
         <w:br/>
-        <w:t>Drawbacks do exist, though. Going out at night, Mr. Brady said, means having to make an ''expedition'' since there are few bars or restaurants in the immediate area. He sleeps in the living room, which is partitioned with a wall unit, affording little privacy. And the rent is what he calls a ''blackhole of money.'' But on a good morning, he can make the transition from bed to desk in half an hour, enabling him to watch the ''Munsters,'' one of his favorite television shows, before work.</w:t>
+        <w:t>But the film is not about footware. "Drugs are high-risk capitalism," the director said, speaking the kind of lines he is apt to give his characters. "Ecstasy was the ultimate Thatcherite drug, because you could get blissed out on the weekend and still go to work Monday morning. Not like LSD. The kids around Portobello Road are into the 60's scene without the politics, just the culture. It's all about hedonism. The squatting scene is massive. So it was those two themes -- of young homelessness and drugs -- that came together in the film."</w:t>
         <w:br/>
-        <w:t>Sarah Paganelli, on the other hand, wanted to put some distance between home and office. She works for an accounting firm in midtown Manhattan and lives in Brooklyn Heights. ''I never planned on living in Manhattan,'' said Miss Paganelli, 23, a 1985 graduate of Colgate University, who has a 30-minute trek to her office. ''I equate Manhattan with work, and it's nice to make the commute and get away.''</w:t>
+        <w:t>The house the producers found is a former meditation center about to undergo complete renovation. "London Kills Me" turned it into a cinematic squat, with unintelligible graffiti spray-painted on the walls, mirrors smashed, the carpets trashed. Budgeted at $3 million, the production is clearly on the low end of the scale.</w:t>
         <w:br/>
-        <w:t>Drawn to the Heights because it was ''quiet, safe and pretty,'' Miss Paganelli now shares a four-bedroom apartment with three other women. They each pay $600 a month. She recently moved from another apartment in Brooklyn Heights, a two-bedroom for $1,425 a month that she had shared with two other women.</w:t>
+        <w:t>"People will probably say the film is arrogant," Mr. Kureishi said. What do critics say about him? "His eagerness to shock is almost endearing," wrote James Wolcott in Vanity Fair. "Kureishi is a bourgeois-basher afraid of being branded bourgeois."</w:t>
         <w:br/>
-        <w:t>Newcomers to New York City have gravitated toward Brooklyn for years. Sections that are especially popular today are the Heights - although rents there can be prohibitive - Park Slope, Cobble Hill, Carroll Garden and Boerum Hill.</w:t>
+        <w:t>Mr. Kureishi, whose novel won the Whitbread Prize for the best British fiction debut of 1990, has been praised by his friend Salman Rushdie, but, like Mr. Rushdie, he is not the most admired writer in the British Asian community. The loudest critics of "My Beautiful Laundrette" were Asians. In New York, members of the Pakistani Action Committee, angry about the film's depiction of their fellow nationals, picketed its release, waving placards with such slogans as " 'My Beautiful Laundrette' is the creation of a sick and perverted mind."</w:t>
         <w:br/>
-        <w:t>''They are all extremely safe, good areas, and you can usually get more apartment for your money than you would in Manhattan,'' said Ruth Levine, a rental agent for the William B. May Company in Brooklyn. ''Park Slope is really hot right now and very, very young. It's a little earthier. There are a lot of creative types in the Slope, whereas the Brooklyn Heights population tends to be more legal and financial.'' BUT what about the person who wants to feel the direct pulse of Manhattan, but refuses to spend more than $500 a month and insists on a separate bedroom? Meet Elizabeth A. Melby. She is a 25-year-old Vassar graduate and assistant managing editor of Cutis, a medical journal. She is also a tireless apartment-hunter and a woman willing to live in a neighborhood still very much in transition.</w:t>
+        <w:t>Although Muslim characters are written about sympathetically in his novel, Mr. Kureishi said that he was brought up as an atheist. Born in 1954 to a working-class English mother and a middle-class Pakistani journalist, he grew up in the south London middle-class suburb of Bromley. "I was brought up really as an English child," he said. "My father was very Westernized -- he wasn't a practicing Muslim, for example, didn't believe in arranged marriages or practices that would have conflicted with what was around us. I wasn't influenced by Asian culture at all."</w:t>
         <w:br/>
-        <w:t>Indignant at the $1,500 one-bedroom units she saw on the Upper West Side, she pushed farther north, traversing the traditional, though fading, demarcation at 96th Street. The restaurants were scarcer and less opulent, and many of the buildings were rundown and vacant. But the apartments were considerably cheaper, and a number of her friends, including her male companion, had already made the move to the upper Upper West Side.</w:t>
+        <w:t>There were few Asians in the Bromley area then. "It was a very worrying time," said Mr. Kureishi's father, Rafiushan, in an interview during the shooting of "London Kills Me." (Rafiushan Kureishi died last January.) "The English nature is to not say anything openly, but to keep it under. But people became outspoken about race -- they gave you a hassle when you went out." The senior Kureishi, perhaps his son's greatest champion, remembered the young Hanif as being "very difficult and extremely rude at times. He could be very arrogant."</w:t>
         <w:br/>
-        <w:t>''I could afford to pay a little more for my rent, but I'm not willing to,'' said Miss Melby. ''It's a matter of principle. I'd rather spend my money on travel and entertainment.''</w:t>
+        <w:t>Having come of age in the late 60's, the director has put that era's anti-authoritarian sensibility into much of his work. The land squatters in "Sammy and Rosie" could be living in a 60's commune. Characters speak as if they're in a psychedelic Roger Corman film ("This stuff will chill you, man. Just tip it on your tongue . . . .") And the drug dealers in "London Kills Me" could have been Ken Kesey's Merry Pranksters hot off the bus.</w:t>
         <w:br/>
-        <w:t>Four months of fairly dogged searching gave way to a two-bedroom apartment on the top floor of a five-story walkup on Amsterdam Avenue near 101st Street, considered the edge of Manhattan Valley. The rent is $960 a month, which she divides evenly with her apartment-mate. ''I love the neighborhood,'' she said. ''I don't care about being seen in trendy restaurants.''</w:t>
+        <w:t>Of his new film, Mr. Kureishi said, "There'll be a lot of people who'll be expecting something which is much bigger and more complicated, I suppose, more ambitious."</w:t>
         <w:br/>
-        <w:t>For those who do, however, the thick of the fashionable social scene lining Columbus Avenue is only two subway stops south. Strategic positioning such as this is a survival technique mastered quickly by young people covetous of their space and salary. They home in on a trendy community and then penetrate its less sexy, less expensive fringes. Their presence, of course, eventually abets gentrification.</w:t>
-        <w:br/>
-        <w:t>The East 90's is a case in point. Once considered a dubious extension of the Upper East Side, or rather, the gateway to East Harlem, the area between 86th and 95th Streets, east of Third Avenue, has experienced a youthful onslaught of sorts. Five years ago, cheap rents lured recent graduates here. Although rents have since ascended along with the high-rise luxury buildings in the area, they still undercut those in comparable buildings to the south. Moreover, while the neighborhood still retains its Hispanic, working-class character, sushi and gelato have made major inroads.</w:t>
-        <w:br/>
-        <w:t>Besides price and proximity, though, a major attraction for young people here seems to be the area's demographics. Michael Cohen, 23, used to live on 77th Street near York Avenue. He recently moved to 95th Street between Second and Third Avenues and applauds the change of scenery.</w:t>
-        <w:br/>
-        <w:t>''Down in the 70's, I was seeing too many Aprica strollers and pairs of Reeboks,'' he said. ''It was the quintessential place for high-stepping, fast-track couples with babies. Most of the people up here have the potential to develop into that crowd, but they are not that far removed from college and are more into discovering New York right now.''</w:t>
-        <w:br/>
-        <w:t>Normandie Court, one of the latest and largest apartment buildings in the area, is Mr. Cohen's home. His $1,860-a-month, two-bedroom apartment on the seventh floor -shared with two classmates from Brown University - is one of 1,480 units in the 34-story, four-building complex. At the top of the building are a health club with swimming pool and aerobics classes, as well as a restaurant, bar and fireplace.</w:t>
-        <w:br/>
-        <w:t>''It's a very young, social building, and people seem open to overtures,'' said Mr. Cohen, an assistant account executive for an advertising firm. ''I think it's humorous that they call it Normandie Court. It sounds so formal. At parties I've been to in the building, people and music spill out into the hallway.'' WHILE the East 90's, on any given weekday morning, is teeming with starched white shirts, yellow ties and briefcases, the East Village, another transitional area in Manhattan, has become a magnet for young people aspiring to a different look and lifestyle. This is the place for angry young men - and women - who see themselves as somewhat out of the mainstream.</w:t>
-        <w:br/>
-        <w:t>Artists, actors and musicians, who often have to support themselves through restaurant work, come here in search of affordable housing and a bohemian environment. Everywhere are dramatic black outfits, punk hairdos, funky bars and low-budget art galleries.</w:t>
-        <w:br/>
-        <w:t>But as the East Village becomes more gentrified and expensive with each passing month, some are venturing further east into Alphabet City, a grittier, cheaper area named after the lettered avenues. Here, safety is sometimes squandered for the greater good of a $400-a-month bedroom and the glamorous sense of danger.</w:t>
-        <w:br/>
-        <w:t>Every night, for example, drug dealers congregate on Jeff Morris's doorstep, on Avenue B between 12th and 13th Streets, offering crack and heroine for sale to pedestrians. ''I just say, 'Sorry, not tonight guys,' '' said Mr. Morris, a 25-year-old actor, who moved here from central New Jersey six months ago to be closer to auditions.</w:t>
-        <w:br/>
-        <w:t>He lives with his cousin in a two-bedroom apartment in a tenement under renovation, and they share the $800 a month rent. Despite the the dealers, dirt and dillapidated condition of nearby buildings, Mr. Morris likes the area, in part because the restaurants are neighborhood establishments not trying to make splashy statements. Furthermore, he said, the galleries and theaters provide the kind of cultural and intellectual stimulation unavailable elsewhere. His cousin, Bill Morris, agrees. ''There's no other place to live,'' he said. ''Here, you don't have to look at business people in suits. You see artists and poor people, and it's not pretentious. On the Upper West Side, they seem to be leading lives of quiet desperation. Down here, we're leading lives of noisy desperation. We're very happy.''</w:t>
-        <w:br/>
-        <w:t>Outside of New York City, indeed outside of the state, is a colony of young people who identify with and work in Manhattan, but don't feel compelled to live there. They have settled on the other side of the Hudson River in such New Jersey towns as Weehawken, Jersey City and Hoboken. Typically, friends from college and high school rent out an entire house or two floors of a brownstone in groups of three and four.</w:t>
-        <w:br/>
-        <w:t>Once again, the rents are reasonable and the commute into Manhattan is only 20 minutes to a half hour by a PATH train or bus. But more than that, some say, the small-town ambiance can actually make meeting people easier than in Manhattan, where it sometimes seems as though a tacit rule exists, forbidding conversation between strangers.</w:t>
-        <w:br/>
-        <w:t>''You see the same people over and over again on the bus and the train, and a comradery develops,'' said Alison Wood, 24, who lives in a Hoboken brownstone for $425 a month. ''You almost feel like you know them, even though you've never spoken. Then you see them at a bar and, after a drink, they come up to you and say, 'Hi. I see you all the time.'''</w:t>
-        <w:br/>
-        <w:t>In Hoboken, a cottage industry has grown up to help young people make the connection.</w:t>
-        <w:br/>
-        <w:t>On Wednesday nights, for example, everyone goes to ''networking night'' at the Gold Coast Cafe. A networking card, available for $5, automatically cuts the price of all drinks to $1 every Wednesday thereafter. Wednesdays at East L.A., a Mexican restaurant, are similarly cherished for the $2 special on margaritas. Onieal's Bar and Restaurant is the place to be seen on Thursday nights, as is Maxwell's on weekends.</w:t>
-        <w:br/>
-        <w:t>''You have the best of both worlds here,'' said Miss Wood, a 1985 graduate of Rosemont College in Pennsylvania. ''I'm 20 minutes from Manhattan, and I have a backyard.''</w:t>
+        <w:t>Faltering ambition has never been a problem with Mr. Kureishi. These days, however, following his father's death and a bout with back problems, he has decided to travel and take it easy for a while. Although he has no new projects planned, he has written a four-hour television adaptation of "The Buddha of Suburbia," which the BBC plans to film in September. This time, though, he is content to let someone else direct.</w:t>
         <w:br/>
         <w:br/>
         <w:t>Graphic</w:t>
@@ -129,7 +101,7 @@
         <w:br/>
         <w:t xml:space="preserve"> </w:t>
         <w:br/>
-        <w:t>Photo of John Brady on the terrace of Battery park City apartment; Photo o f Michael Cohen, Jeff Morris, and Sarah Paganelli with Amy Edelmann (NYT/Star Black) (Page 16); Photo of Alison Wood (NYT/Star Black)</w:t>
+        <w:t>Photos: Emer McCourt, left, and Steven Mackintosh in "London Kills Me"--The themes of drugs and homeless young people come together. Hanif Kureishi during the filming of "London Kills Me." (Photographs by New Line Cinema)</w:t>
       </w:r>
     </w:p>
     <w:sectPr>
